--- a/content/files/visuals-claim.docx
+++ b/content/files/visuals-claim.docx
@@ -154,14 +154,35 @@
         </w:rPr>
         <w:t xml:space="preserve"> после направления претензии (</w:t>
       </w:r>
-      <w:r>
-        <w:rPr>
-          <w:rFonts w:ascii="Times New Roman" w:eastAsia="Times New Roman" w:hAnsi="Times New Roman" w:cs="Times New Roman"/>
-          <w:color w:val="FF0000"/>
-          <w:sz w:val="24"/>
-        </w:rPr>
-        <w:t>п. 5.1 ст. 1252 ГК РФ</w:t>
-      </w:r>
+      <w:hyperlink r:id="rIdPT1" w:history="1">
+        <w:r>
+          <w:rPr>
+            <w:rFonts w:ascii="Times New Roman" w:eastAsia="Times New Roman" w:hAnsi="Times New Roman" w:cs="Times New Roman"/>
+            <w:color w:val="2E74B5" w:themeColor="accent5" w:themeShade="BF"/>
+            <w:sz w:val="24"/>
+            <w:u w:val="single"/>
+          </w:rPr>
+          <w:t>п. 5.1 ст.</w:t>
+        </w:r>
+        <w:r>
+          <w:rPr>
+            <w:rFonts w:ascii="Times New Roman" w:eastAsia="Times New Roman" w:hAnsi="Times New Roman" w:cs="Times New Roman"/>
+            <w:color w:val="2E74B5" w:themeColor="accent5" w:themeShade="BF"/>
+            <w:sz w:val="24"/>
+            <w:u w:val="single"/>
+          </w:rPr>
+          <w:t xml:space="preserve"> </w:t>
+        </w:r>
+        <w:r>
+          <w:rPr>
+            <w:rFonts w:ascii="Times New Roman" w:eastAsia="Times New Roman" w:hAnsi="Times New Roman" w:cs="Times New Roman"/>
+            <w:color w:val="2E74B5" w:themeColor="accent5" w:themeShade="BF"/>
+            <w:sz w:val="24"/>
+            <w:u w:val="single"/>
+          </w:rPr>
+          <w:t>1252 ГК РФ</w:t>
+        </w:r>
+      </w:hyperlink>
       <w:r>
         <w:rPr>
           <w:rFonts w:ascii="Times New Roman" w:eastAsia="Times New Roman" w:hAnsi="Times New Roman" w:cs="Times New Roman"/>
@@ -312,14 +333,35 @@
         </w:rPr>
         <w:t>Требовать компенсацию может правообладатель, а в случаях, прямо указанных в законе, — иные лица (</w:t>
       </w:r>
-      <w:r>
-        <w:rPr>
-          <w:rFonts w:ascii="Times New Roman" w:eastAsia="Times New Roman" w:hAnsi="Times New Roman" w:cs="Times New Roman"/>
-          <w:color w:val="FF0000"/>
-          <w:sz w:val="24"/>
-        </w:rPr>
-        <w:t>п. 2 ст. 1250 ГК РФ</w:t>
-      </w:r>
+      <w:hyperlink r:id="rIdPT2" w:history="1">
+        <w:r>
+          <w:rPr>
+            <w:rFonts w:ascii="Times New Roman" w:eastAsia="Times New Roman" w:hAnsi="Times New Roman" w:cs="Times New Roman"/>
+            <w:color w:val="2E74B5" w:themeColor="accent5" w:themeShade="BF"/>
+            <w:sz w:val="24"/>
+            <w:u w:val="single"/>
+          </w:rPr>
+          <w:t>п. 2 ст. 1250 ГК</w:t>
+        </w:r>
+        <w:r>
+          <w:rPr>
+            <w:rFonts w:ascii="Times New Roman" w:eastAsia="Times New Roman" w:hAnsi="Times New Roman" w:cs="Times New Roman"/>
+            <w:color w:val="2E74B5" w:themeColor="accent5" w:themeShade="BF"/>
+            <w:sz w:val="24"/>
+            <w:u w:val="single"/>
+          </w:rPr>
+          <w:t xml:space="preserve"> </w:t>
+        </w:r>
+        <w:r>
+          <w:rPr>
+            <w:rFonts w:ascii="Times New Roman" w:eastAsia="Times New Roman" w:hAnsi="Times New Roman" w:cs="Times New Roman"/>
+            <w:color w:val="2E74B5" w:themeColor="accent5" w:themeShade="BF"/>
+            <w:sz w:val="24"/>
+            <w:u w:val="single"/>
+          </w:rPr>
+          <w:t>РФ</w:t>
+        </w:r>
+      </w:hyperlink>
       <w:r>
         <w:rPr>
           <w:rFonts w:ascii="Times New Roman" w:eastAsia="Times New Roman" w:hAnsi="Times New Roman" w:cs="Times New Roman"/>
@@ -370,14 +412,35 @@
         </w:rPr>
         <w:t>: исходный файл, необработанный снимок (RAW), публикация с указанием автора. Автором считается лицо, указанное как автор на оригинале или экземпляре, пока не доказано иное (</w:t>
       </w:r>
-      <w:r>
-        <w:rPr>
-          <w:rFonts w:ascii="Times New Roman" w:eastAsia="Times New Roman" w:hAnsi="Times New Roman" w:cs="Times New Roman"/>
-          <w:color w:val="FF0000"/>
-          <w:sz w:val="24"/>
-        </w:rPr>
-        <w:t>ст. 1257 ГК РФ</w:t>
-      </w:r>
+      <w:hyperlink r:id="rId9" w:history="1">
+        <w:r>
+          <w:rPr>
+            <w:rFonts w:ascii="Times New Roman" w:eastAsia="Times New Roman" w:hAnsi="Times New Roman" w:cs="Times New Roman"/>
+            <w:color w:val="2E74B5" w:themeColor="accent5" w:themeShade="BF"/>
+            <w:sz w:val="24"/>
+            <w:u w:val="single"/>
+          </w:rPr>
+          <w:t>ст. 12</w:t>
+        </w:r>
+        <w:r>
+          <w:rPr>
+            <w:rFonts w:ascii="Times New Roman" w:eastAsia="Times New Roman" w:hAnsi="Times New Roman" w:cs="Times New Roman"/>
+            <w:color w:val="2E74B5" w:themeColor="accent5" w:themeShade="BF"/>
+            <w:sz w:val="24"/>
+            <w:u w:val="single"/>
+          </w:rPr>
+          <w:t>5</w:t>
+        </w:r>
+        <w:r>
+          <w:rPr>
+            <w:rFonts w:ascii="Times New Roman" w:eastAsia="Times New Roman" w:hAnsi="Times New Roman" w:cs="Times New Roman"/>
+            <w:color w:val="2E74B5" w:themeColor="accent5" w:themeShade="BF"/>
+            <w:sz w:val="24"/>
+            <w:u w:val="single"/>
+          </w:rPr>
+          <w:t>7 ГК РФ</w:t>
+        </w:r>
+      </w:hyperlink>
       <w:r>
         <w:rPr>
           <w:rFonts w:ascii="Times New Roman" w:eastAsia="Times New Roman" w:hAnsi="Times New Roman" w:cs="Times New Roman"/>
@@ -616,14 +679,35 @@
         </w:rPr>
         <w:t>: цитирование в объёме, оправданном целью, с указанием автора и источника (</w:t>
       </w:r>
-      <w:r>
-        <w:rPr>
-          <w:rFonts w:ascii="Times New Roman" w:eastAsia="Times New Roman" w:hAnsi="Times New Roman" w:cs="Times New Roman"/>
-          <w:color w:val="FF0000"/>
-          <w:sz w:val="24"/>
-        </w:rPr>
-        <w:t>ст. 1274 ГК РФ</w:t>
-      </w:r>
+      <w:hyperlink r:id="rId10" w:history="1">
+        <w:r>
+          <w:rPr>
+            <w:rFonts w:ascii="Times New Roman" w:eastAsia="Times New Roman" w:hAnsi="Times New Roman" w:cs="Times New Roman"/>
+            <w:color w:val="2E74B5" w:themeColor="accent5" w:themeShade="BF"/>
+            <w:sz w:val="24"/>
+            <w:u w:val="single"/>
+          </w:rPr>
+          <w:t xml:space="preserve">ст. </w:t>
+        </w:r>
+        <w:r>
+          <w:rPr>
+            <w:rFonts w:ascii="Times New Roman" w:eastAsia="Times New Roman" w:hAnsi="Times New Roman" w:cs="Times New Roman"/>
+            <w:color w:val="2E74B5" w:themeColor="accent5" w:themeShade="BF"/>
+            <w:sz w:val="24"/>
+            <w:u w:val="single"/>
+          </w:rPr>
+          <w:t>1</w:t>
+        </w:r>
+        <w:r>
+          <w:rPr>
+            <w:rFonts w:ascii="Times New Roman" w:eastAsia="Times New Roman" w:hAnsi="Times New Roman" w:cs="Times New Roman"/>
+            <w:color w:val="2E74B5" w:themeColor="accent5" w:themeShade="BF"/>
+            <w:sz w:val="24"/>
+            <w:u w:val="single"/>
+          </w:rPr>
+          <w:t>274 ГК РФ</w:t>
+        </w:r>
+      </w:hyperlink>
       <w:r>
         <w:rPr>
           <w:rFonts w:ascii="Times New Roman" w:eastAsia="Times New Roman" w:hAnsi="Times New Roman" w:cs="Times New Roman"/>
@@ -631,14 +715,35 @@
         </w:rPr>
         <w:t>), изображение здания или скульптуры в публичном месте, если они не основной объект (</w:t>
       </w:r>
-      <w:r>
-        <w:rPr>
-          <w:rFonts w:ascii="Times New Roman" w:eastAsia="Times New Roman" w:hAnsi="Times New Roman" w:cs="Times New Roman"/>
-          <w:color w:val="FF0000"/>
-          <w:sz w:val="24"/>
-        </w:rPr>
-        <w:t>ст. 1276 ГК РФ</w:t>
-      </w:r>
+      <w:hyperlink r:id="rId11" w:history="1">
+        <w:r>
+          <w:rPr>
+            <w:rFonts w:ascii="Times New Roman" w:eastAsia="Times New Roman" w:hAnsi="Times New Roman" w:cs="Times New Roman"/>
+            <w:color w:val="2E74B5" w:themeColor="accent5" w:themeShade="BF"/>
+            <w:sz w:val="24"/>
+            <w:u w:val="single"/>
+          </w:rPr>
+          <w:t xml:space="preserve">ст. </w:t>
+        </w:r>
+        <w:r>
+          <w:rPr>
+            <w:rFonts w:ascii="Times New Roman" w:eastAsia="Times New Roman" w:hAnsi="Times New Roman" w:cs="Times New Roman"/>
+            <w:color w:val="2E74B5" w:themeColor="accent5" w:themeShade="BF"/>
+            <w:sz w:val="24"/>
+            <w:u w:val="single"/>
+          </w:rPr>
+          <w:t>1</w:t>
+        </w:r>
+        <w:r>
+          <w:rPr>
+            <w:rFonts w:ascii="Times New Roman" w:eastAsia="Times New Roman" w:hAnsi="Times New Roman" w:cs="Times New Roman"/>
+            <w:color w:val="2E74B5" w:themeColor="accent5" w:themeShade="BF"/>
+            <w:sz w:val="24"/>
+            <w:u w:val="single"/>
+          </w:rPr>
+          <w:t>276 ГК РФ</w:t>
+        </w:r>
+      </w:hyperlink>
       <w:r>
         <w:rPr>
           <w:rFonts w:ascii="Times New Roman" w:eastAsia="Times New Roman" w:hAnsi="Times New Roman" w:cs="Times New Roman"/>
@@ -646,14 +751,35 @@
         </w:rPr>
         <w:t>), произведение в общественном достоянии (</w:t>
       </w:r>
-      <w:r>
-        <w:rPr>
-          <w:rFonts w:ascii="Times New Roman" w:eastAsia="Times New Roman" w:hAnsi="Times New Roman" w:cs="Times New Roman"/>
-          <w:color w:val="FF0000"/>
-          <w:sz w:val="24"/>
-        </w:rPr>
-        <w:t>ст. 1282 ГК РФ</w:t>
-      </w:r>
+      <w:hyperlink r:id="rId12" w:history="1">
+        <w:r>
+          <w:rPr>
+            <w:rFonts w:ascii="Times New Roman" w:eastAsia="Times New Roman" w:hAnsi="Times New Roman" w:cs="Times New Roman"/>
+            <w:color w:val="2E74B5" w:themeColor="accent5" w:themeShade="BF"/>
+            <w:sz w:val="24"/>
+            <w:u w:val="single"/>
+          </w:rPr>
+          <w:t xml:space="preserve">ст. 1282 ГК </w:t>
+        </w:r>
+        <w:r>
+          <w:rPr>
+            <w:rFonts w:ascii="Times New Roman" w:eastAsia="Times New Roman" w:hAnsi="Times New Roman" w:cs="Times New Roman"/>
+            <w:color w:val="2E74B5" w:themeColor="accent5" w:themeShade="BF"/>
+            <w:sz w:val="24"/>
+            <w:u w:val="single"/>
+          </w:rPr>
+          <w:t>Р</w:t>
+        </w:r>
+        <w:r>
+          <w:rPr>
+            <w:rFonts w:ascii="Times New Roman" w:eastAsia="Times New Roman" w:hAnsi="Times New Roman" w:cs="Times New Roman"/>
+            <w:color w:val="2E74B5" w:themeColor="accent5" w:themeShade="BF"/>
+            <w:sz w:val="24"/>
+            <w:u w:val="single"/>
+          </w:rPr>
+          <w:t>Ф</w:t>
+        </w:r>
+      </w:hyperlink>
       <w:r>
         <w:rPr>
           <w:rFonts w:ascii="Times New Roman" w:eastAsia="Times New Roman" w:hAnsi="Times New Roman" w:cs="Times New Roman"/>
@@ -700,14 +826,26 @@
         </w:rPr>
         <w:t>: картинку загрузил пользователь вашего сервиса, вы её не выбирали и не меняли, не знали о нарушении и удалили после жалобы. Тогда вы не отвечаете (</w:t>
       </w:r>
-      <w:r>
-        <w:rPr>
-          <w:rFonts w:ascii="Times New Roman" w:eastAsia="Times New Roman" w:hAnsi="Times New Roman" w:cs="Times New Roman"/>
-          <w:color w:val="FF0000"/>
-          <w:sz w:val="24"/>
-        </w:rPr>
-        <w:t>ст. 1253.1 ГК РФ</w:t>
-      </w:r>
+      <w:hyperlink r:id="rId13" w:history="1">
+        <w:r>
+          <w:rPr>
+            <w:rFonts w:ascii="Times New Roman" w:eastAsia="Times New Roman" w:hAnsi="Times New Roman" w:cs="Times New Roman"/>
+            <w:color w:val="2E74B5" w:themeColor="accent5" w:themeShade="BF"/>
+            <w:sz w:val="24"/>
+            <w:u w:val="single"/>
+          </w:rPr>
+          <w:t>ст. 1253.1 ГК Р</w:t>
+        </w:r>
+        <w:r>
+          <w:rPr>
+            <w:rFonts w:ascii="Times New Roman" w:eastAsia="Times New Roman" w:hAnsi="Times New Roman" w:cs="Times New Roman"/>
+            <w:color w:val="2E74B5" w:themeColor="accent5" w:themeShade="BF"/>
+            <w:sz w:val="24"/>
+            <w:u w:val="single"/>
+          </w:rPr>
+          <w:t>Ф</w:t>
+        </w:r>
+      </w:hyperlink>
       <w:r>
         <w:rPr>
           <w:rFonts w:ascii="Times New Roman" w:eastAsia="Times New Roman" w:hAnsi="Times New Roman" w:cs="Times New Roman"/>
@@ -782,14 +920,35 @@
         </w:rPr>
         <w:t>: используется только идея, типовой элемент или изображение без творческого вклада человека (</w:t>
       </w:r>
-      <w:r>
-        <w:rPr>
-          <w:rFonts w:ascii="Times New Roman" w:eastAsia="Times New Roman" w:hAnsi="Times New Roman" w:cs="Times New Roman"/>
-          <w:color w:val="FF0000"/>
-          <w:sz w:val="24"/>
-        </w:rPr>
-        <w:t>п. 5 ст. 1259 ГК РФ</w:t>
-      </w:r>
+      <w:hyperlink r:id="rIdPT3" w:history="1">
+        <w:r>
+          <w:rPr>
+            <w:rFonts w:ascii="Times New Roman" w:eastAsia="Times New Roman" w:hAnsi="Times New Roman" w:cs="Times New Roman"/>
+            <w:color w:val="2E74B5" w:themeColor="accent5" w:themeShade="BF"/>
+            <w:sz w:val="24"/>
+            <w:u w:val="single"/>
+          </w:rPr>
+          <w:t>п. 5</w:t>
+        </w:r>
+        <w:r>
+          <w:rPr>
+            <w:rFonts w:ascii="Times New Roman" w:eastAsia="Times New Roman" w:hAnsi="Times New Roman" w:cs="Times New Roman"/>
+            <w:color w:val="2E74B5" w:themeColor="accent5" w:themeShade="BF"/>
+            <w:sz w:val="24"/>
+            <w:u w:val="single"/>
+          </w:rPr>
+          <w:t xml:space="preserve"> </w:t>
+        </w:r>
+        <w:r>
+          <w:rPr>
+            <w:rFonts w:ascii="Times New Roman" w:eastAsia="Times New Roman" w:hAnsi="Times New Roman" w:cs="Times New Roman"/>
+            <w:color w:val="2E74B5" w:themeColor="accent5" w:themeShade="BF"/>
+            <w:sz w:val="24"/>
+            <w:u w:val="single"/>
+          </w:rPr>
+          <w:t>ст. 1259 ГК РФ</w:t>
+        </w:r>
+      </w:hyperlink>
       <w:r>
         <w:rPr>
           <w:rFonts w:ascii="Times New Roman" w:eastAsia="Times New Roman" w:hAnsi="Times New Roman" w:cs="Times New Roman"/>
@@ -908,14 +1067,35 @@
         </w:rPr>
         <w:t xml:space="preserve"> — 3 года с момента, когда правообладатель узнал или должен был узнать о нарушении и нарушителе (</w:t>
       </w:r>
-      <w:r>
-        <w:rPr>
-          <w:rFonts w:ascii="Times New Roman" w:eastAsia="Times New Roman" w:hAnsi="Times New Roman" w:cs="Times New Roman"/>
-          <w:color w:val="FF0000"/>
-          <w:sz w:val="24"/>
-        </w:rPr>
-        <w:t>ст. 196</w:t>
-      </w:r>
+      <w:hyperlink r:id="rId15" w:history="1">
+        <w:r>
+          <w:rPr>
+            <w:rFonts w:ascii="Times New Roman" w:eastAsia="Times New Roman" w:hAnsi="Times New Roman" w:cs="Times New Roman"/>
+            <w:color w:val="2E74B5" w:themeColor="accent5" w:themeShade="BF"/>
+            <w:sz w:val="24"/>
+            <w:u w:val="single"/>
+          </w:rPr>
+          <w:t>ст</w:t>
+        </w:r>
+        <w:r>
+          <w:rPr>
+            <w:rFonts w:ascii="Times New Roman" w:eastAsia="Times New Roman" w:hAnsi="Times New Roman" w:cs="Times New Roman"/>
+            <w:color w:val="2E74B5" w:themeColor="accent5" w:themeShade="BF"/>
+            <w:sz w:val="24"/>
+            <w:u w:val="single"/>
+          </w:rPr>
+          <w:t>.</w:t>
+        </w:r>
+        <w:r>
+          <w:rPr>
+            <w:rFonts w:ascii="Times New Roman" w:eastAsia="Times New Roman" w:hAnsi="Times New Roman" w:cs="Times New Roman"/>
+            <w:color w:val="2E74B5" w:themeColor="accent5" w:themeShade="BF"/>
+            <w:sz w:val="24"/>
+            <w:u w:val="single"/>
+          </w:rPr>
+          <w:t xml:space="preserve"> 196</w:t>
+        </w:r>
+      </w:hyperlink>
       <w:r>
         <w:rPr>
           <w:rFonts w:ascii="Times New Roman" w:eastAsia="Times New Roman" w:hAnsi="Times New Roman" w:cs="Times New Roman"/>
@@ -923,14 +1103,35 @@
         </w:rPr>
         <w:t xml:space="preserve">, </w:t>
       </w:r>
-      <w:r>
-        <w:rPr>
-          <w:rFonts w:ascii="Times New Roman" w:eastAsia="Times New Roman" w:hAnsi="Times New Roman" w:cs="Times New Roman"/>
-          <w:color w:val="FF0000"/>
-          <w:sz w:val="24"/>
-        </w:rPr>
-        <w:t>ст. 200 ГК РФ</w:t>
-      </w:r>
+      <w:hyperlink r:id="rId16" w:history="1">
+        <w:r>
+          <w:rPr>
+            <w:rFonts w:ascii="Times New Roman" w:eastAsia="Times New Roman" w:hAnsi="Times New Roman" w:cs="Times New Roman"/>
+            <w:color w:val="2E74B5" w:themeColor="accent5" w:themeShade="BF"/>
+            <w:sz w:val="24"/>
+            <w:u w:val="single"/>
+          </w:rPr>
+          <w:t>ст. 200 ГК</w:t>
+        </w:r>
+        <w:r>
+          <w:rPr>
+            <w:rFonts w:ascii="Times New Roman" w:eastAsia="Times New Roman" w:hAnsi="Times New Roman" w:cs="Times New Roman"/>
+            <w:color w:val="2E74B5" w:themeColor="accent5" w:themeShade="BF"/>
+            <w:sz w:val="24"/>
+            <w:u w:val="single"/>
+          </w:rPr>
+          <w:t xml:space="preserve"> </w:t>
+        </w:r>
+        <w:r>
+          <w:rPr>
+            <w:rFonts w:ascii="Times New Roman" w:eastAsia="Times New Roman" w:hAnsi="Times New Roman" w:cs="Times New Roman"/>
+            <w:color w:val="2E74B5" w:themeColor="accent5" w:themeShade="BF"/>
+            <w:sz w:val="24"/>
+            <w:u w:val="single"/>
+          </w:rPr>
+          <w:t>РФ</w:t>
+        </w:r>
+      </w:hyperlink>
       <w:r>
         <w:rPr>
           <w:rFonts w:ascii="Times New Roman" w:eastAsia="Times New Roman" w:hAnsi="Times New Roman" w:cs="Times New Roman"/>
@@ -971,22 +1172,28 @@
         </w:rPr>
         <w:t>Правообладатель выбирает один из способов расчёта компенсации (</w:t>
       </w:r>
-      <w:r>
-        <w:rPr>
-          <w:rFonts w:ascii="Times New Roman" w:eastAsia="Times New Roman" w:hAnsi="Times New Roman" w:cs="Times New Roman"/>
-          <w:color w:val="FF0000"/>
-          <w:sz w:val="24"/>
-        </w:rPr>
-        <w:t>ст. 1301</w:t>
-      </w:r>
-      <w:r>
-        <w:rPr>
-          <w:rFonts w:ascii="Times New Roman" w:eastAsia="Times New Roman" w:hAnsi="Times New Roman" w:cs="Times New Roman"/>
-          <w:color w:val="FF0000"/>
-          <w:sz w:val="24"/>
-        </w:rPr>
-        <w:t xml:space="preserve"> ГК РФ</w:t>
-      </w:r>
+      <w:hyperlink r:id="rId17" w:history="1">
+        <w:r>
+          <w:rPr>
+            <w:rFonts w:ascii="Times New Roman" w:eastAsia="Times New Roman" w:hAnsi="Times New Roman" w:cs="Times New Roman"/>
+            <w:color w:val="2E74B5" w:themeColor="accent5" w:themeShade="BF"/>
+            <w:sz w:val="24"/>
+            <w:u w:val="single"/>
+          </w:rPr>
+          <w:t>ст. 1301</w:t>
+        </w:r>
+      </w:hyperlink>
+      <w:hyperlink r:id="rId18" w:history="1">
+        <w:r>
+          <w:rPr>
+            <w:rFonts w:ascii="Times New Roman" w:eastAsia="Times New Roman" w:hAnsi="Times New Roman" w:cs="Times New Roman"/>
+            <w:color w:val="2E74B5" w:themeColor="accent5" w:themeShade="BF"/>
+            <w:sz w:val="24"/>
+            <w:u w:val="single"/>
+          </w:rPr>
+          <w:t xml:space="preserve"> ГК РФ</w:t>
+        </w:r>
+      </w:hyperlink>
       <w:r>
         <w:rPr>
           <w:rFonts w:ascii="Times New Roman" w:eastAsia="Times New Roman" w:hAnsi="Times New Roman" w:cs="Times New Roman"/>
@@ -994,14 +1201,17 @@
         </w:rPr>
         <w:t xml:space="preserve">, </w:t>
       </w:r>
-      <w:r>
-        <w:rPr>
-          <w:rFonts w:ascii="Times New Roman" w:eastAsia="Times New Roman" w:hAnsi="Times New Roman" w:cs="Times New Roman"/>
-          <w:color w:val="FF0000"/>
-          <w:sz w:val="24"/>
-        </w:rPr>
-        <w:t>ст. 1252.1 ГК РФ</w:t>
-      </w:r>
+      <w:hyperlink r:id="rId19" w:history="1">
+        <w:r>
+          <w:rPr>
+            <w:rFonts w:ascii="Times New Roman" w:eastAsia="Times New Roman" w:hAnsi="Times New Roman" w:cs="Times New Roman"/>
+            <w:color w:val="2E74B5" w:themeColor="accent5" w:themeShade="BF"/>
+            <w:sz w:val="24"/>
+            <w:u w:val="single"/>
+          </w:rPr>
+          <w:t>ст. 1252.1 ГК РФ</w:t>
+        </w:r>
+      </w:hyperlink>
       <w:r>
         <w:rPr>
           <w:rFonts w:ascii="Times New Roman" w:eastAsia="Times New Roman" w:hAnsi="Times New Roman" w:cs="Times New Roman"/>
@@ -1485,14 +1695,17 @@
         </w:rPr>
         <w:t xml:space="preserve"> Несколько способов использования с одной экономической целью — одно нарушение (</w:t>
       </w:r>
-      <w:r>
-        <w:rPr>
-          <w:rFonts w:ascii="Times New Roman" w:eastAsia="Times New Roman" w:hAnsi="Times New Roman" w:cs="Times New Roman"/>
-          <w:color w:val="FF0000"/>
-          <w:sz w:val="24"/>
-        </w:rPr>
-        <w:t>п. 5 ст. 1252.1 ГК РФ</w:t>
-      </w:r>
+      <w:hyperlink r:id="rIdPT4" w:history="1">
+        <w:r>
+          <w:rPr>
+            <w:rFonts w:ascii="Times New Roman" w:eastAsia="Times New Roman" w:hAnsi="Times New Roman" w:cs="Times New Roman"/>
+            <w:color w:val="2E74B5" w:themeColor="accent5" w:themeShade="BF"/>
+            <w:sz w:val="24"/>
+            <w:u w:val="single"/>
+          </w:rPr>
+          <w:t>п. 5 ст. 1252.1 ГК РФ</w:t>
+        </w:r>
+      </w:hyperlink>
       <w:r>
         <w:rPr>
           <w:rFonts w:ascii="Times New Roman" w:eastAsia="Times New Roman" w:hAnsi="Times New Roman" w:cs="Times New Roman"/>
@@ -1562,14 +1775,17 @@
         <w:lastRenderedPageBreak/>
         <w:t>компенсацию: в твёрдой сумме — до пределов от 10 000 до 500 000 руб., по остальным способам — до однократной-двукратной стоимости (</w:t>
       </w:r>
-      <w:r>
-        <w:rPr>
-          <w:rFonts w:ascii="Times New Roman" w:eastAsia="Times New Roman" w:hAnsi="Times New Roman" w:cs="Times New Roman"/>
-          <w:color w:val="FF0000"/>
-          <w:sz w:val="24"/>
-        </w:rPr>
-        <w:t>п. 7 ст. 1252.1 ГК РФ</w:t>
-      </w:r>
+      <w:hyperlink r:id="rIdPT5" w:history="1">
+        <w:r>
+          <w:rPr>
+            <w:rFonts w:ascii="Times New Roman" w:eastAsia="Times New Roman" w:hAnsi="Times New Roman" w:cs="Times New Roman"/>
+            <w:color w:val="2E74B5" w:themeColor="accent5" w:themeShade="BF"/>
+            <w:sz w:val="24"/>
+            <w:u w:val="single"/>
+          </w:rPr>
+          <w:t>п. 7 ст. 1252.1 ГК РФ</w:t>
+        </w:r>
+      </w:hyperlink>
       <w:r>
         <w:rPr>
           <w:rFonts w:ascii="Times New Roman" w:eastAsia="Times New Roman" w:hAnsi="Times New Roman" w:cs="Times New Roman"/>
@@ -1616,14 +1832,17 @@
         </w:rPr>
         <w:t xml:space="preserve"> — отдельное требование (</w:t>
       </w:r>
-      <w:r>
-        <w:rPr>
-          <w:rFonts w:ascii="Times New Roman" w:eastAsia="Times New Roman" w:hAnsi="Times New Roman" w:cs="Times New Roman"/>
-          <w:color w:val="FF0000"/>
-          <w:sz w:val="24"/>
-        </w:rPr>
-        <w:t>п. 3 ст. 1300 ГК РФ</w:t>
-      </w:r>
+      <w:hyperlink r:id="rIdPT6" w:history="1">
+        <w:r>
+          <w:rPr>
+            <w:rFonts w:ascii="Times New Roman" w:eastAsia="Times New Roman" w:hAnsi="Times New Roman" w:cs="Times New Roman"/>
+            <w:color w:val="2E74B5" w:themeColor="accent5" w:themeShade="BF"/>
+            <w:sz w:val="24"/>
+            <w:u w:val="single"/>
+          </w:rPr>
+          <w:t>п. 3 ст. 1300 ГК РФ</w:t>
+        </w:r>
+      </w:hyperlink>
       <w:r>
         <w:rPr>
           <w:rFonts w:ascii="Times New Roman" w:eastAsia="Times New Roman" w:hAnsi="Times New Roman" w:cs="Times New Roman"/>
@@ -1673,14 +1892,17 @@
         </w:rPr>
         <w:t>). С 2026 г. суд вправе сам взыскать компенсацию в твёрдой сумме, если выбранный истцом способ расчёта не подходит (</w:t>
       </w:r>
-      <w:r>
-        <w:rPr>
-          <w:rFonts w:ascii="Times New Roman" w:eastAsia="Times New Roman" w:hAnsi="Times New Roman" w:cs="Times New Roman"/>
-          <w:color w:val="FF0000"/>
-          <w:sz w:val="24"/>
-        </w:rPr>
-        <w:t>ст. 1252.1 ГК РФ</w:t>
-      </w:r>
+      <w:hyperlink r:id="rId23" w:history="1">
+        <w:r>
+          <w:rPr>
+            <w:rFonts w:ascii="Times New Roman" w:eastAsia="Times New Roman" w:hAnsi="Times New Roman" w:cs="Times New Roman"/>
+            <w:color w:val="2E74B5" w:themeColor="accent5" w:themeShade="BF"/>
+            <w:sz w:val="24"/>
+            <w:u w:val="single"/>
+          </w:rPr>
+          <w:t>ст. 1252.1 ГК РФ</w:t>
+        </w:r>
+      </w:hyperlink>
       <w:r>
         <w:rPr>
           <w:rFonts w:ascii="Times New Roman" w:eastAsia="Times New Roman" w:hAnsi="Times New Roman" w:cs="Times New Roman"/>
@@ -2086,14 +2308,17 @@
               </w:rPr>
               <w:t>Уведомить подрядчика; урегулировать спор; потребовать возмещения по гарантиям договора. Тот, кто отвечал без вины, может предъявить виновному регрессное требование (</w:t>
             </w:r>
-            <w:r>
-              <w:rPr>
-                <w:rFonts w:ascii="Times New Roman" w:eastAsia="Times New Roman" w:hAnsi="Times New Roman" w:cs="Times New Roman"/>
-                <w:color w:val="FF0000"/>
-                <w:sz w:val="24"/>
-              </w:rPr>
-              <w:t>п. 4 ст. 1250 ГК РФ</w:t>
-            </w:r>
+            <w:hyperlink r:id="rIdPT7" w:history="1">
+              <w:r>
+                <w:rPr>
+                  <w:rFonts w:ascii="Times New Roman" w:eastAsia="Times New Roman" w:hAnsi="Times New Roman" w:cs="Times New Roman"/>
+                  <w:color w:val="2E74B5" w:themeColor="accent5" w:themeShade="BF"/>
+                  <w:sz w:val="24"/>
+                  <w:u w:val="single"/>
+                </w:rPr>
+                <w:t>п. 4 ст. 1250 ГК РФ</w:t>
+              </w:r>
+            </w:hyperlink>
             <w:r>
               <w:rPr>
                 <w:rFonts w:ascii="Times New Roman" w:eastAsia="Times New Roman" w:hAnsi="Times New Roman" w:cs="Times New Roman"/>
@@ -2131,14 +2356,26 @@
         </w:rPr>
         <w:t xml:space="preserve"> Учтите не только сумму претензии, но и госпошлину (в арбитражном суде по иску до 100 000 руб. — 10 000 руб., </w:t>
       </w:r>
-      <w:r>
-        <w:rPr>
-          <w:rFonts w:ascii="Times New Roman" w:eastAsia="Times New Roman" w:hAnsi="Times New Roman" w:cs="Times New Roman"/>
-          <w:color w:val="FF0000"/>
-          <w:sz w:val="24"/>
-        </w:rPr>
-        <w:t>ст. 333.21 НК РФ</w:t>
-      </w:r>
+      <w:hyperlink r:id="rId25" w:history="1">
+        <w:r>
+          <w:rPr>
+            <w:rFonts w:ascii="Times New Roman" w:eastAsia="Times New Roman" w:hAnsi="Times New Roman" w:cs="Times New Roman"/>
+            <w:color w:val="2E74B5" w:themeColor="accent5" w:themeShade="BF"/>
+            <w:sz w:val="24"/>
+            <w:u w:val="single"/>
+          </w:rPr>
+          <w:t>ст. 333.21 НК Р</w:t>
+        </w:r>
+        <w:r>
+          <w:rPr>
+            <w:rFonts w:ascii="Times New Roman" w:eastAsia="Times New Roman" w:hAnsi="Times New Roman" w:cs="Times New Roman"/>
+            <w:color w:val="2E74B5" w:themeColor="accent5" w:themeShade="BF"/>
+            <w:sz w:val="24"/>
+            <w:u w:val="single"/>
+          </w:rPr>
+          <w:t>Ф</w:t>
+        </w:r>
+      </w:hyperlink>
       <w:r>
         <w:rPr>
           <w:rFonts w:ascii="Times New Roman" w:eastAsia="Times New Roman" w:hAnsi="Times New Roman" w:cs="Times New Roman"/>
@@ -2146,14 +2383,17 @@
         </w:rPr>
         <w:t>), расходы на юриста и время. Проигравшая сторона возмещает судебные расходы пропорционально удовлетворённым требованиям (</w:t>
       </w:r>
-      <w:r>
-        <w:rPr>
-          <w:rFonts w:ascii="Times New Roman" w:eastAsia="Times New Roman" w:hAnsi="Times New Roman" w:cs="Times New Roman"/>
-          <w:color w:val="FF0000"/>
-          <w:sz w:val="24"/>
-        </w:rPr>
-        <w:t>ст. 110 АПК РФ</w:t>
-      </w:r>
+      <w:hyperlink r:id="rId26" w:history="1">
+        <w:r>
+          <w:rPr>
+            <w:rFonts w:ascii="Times New Roman" w:eastAsia="Times New Roman" w:hAnsi="Times New Roman" w:cs="Times New Roman"/>
+            <w:color w:val="2E74B5" w:themeColor="accent5" w:themeShade="BF"/>
+            <w:sz w:val="24"/>
+            <w:u w:val="single"/>
+          </w:rPr>
+          <w:t>ст. 110 АПК РФ</w:t>
+        </w:r>
+      </w:hyperlink>
       <w:r>
         <w:rPr>
           <w:rFonts w:ascii="Times New Roman" w:eastAsia="Times New Roman" w:hAnsi="Times New Roman" w:cs="Times New Roman"/>
@@ -2161,14 +2401,17 @@
         </w:rPr>
         <w:t>). Если стороны заключат мировое соглашение до решения суда первой инстанции, истцу вернут 70% уплаченной госпошлины (</w:t>
       </w:r>
-      <w:r>
-        <w:rPr>
-          <w:rFonts w:ascii="Times New Roman" w:eastAsia="Times New Roman" w:hAnsi="Times New Roman" w:cs="Times New Roman"/>
-          <w:color w:val="FF0000"/>
-          <w:sz w:val="24"/>
-        </w:rPr>
-        <w:t>подп. 3 п. 1 ст. 333.40 НК РФ</w:t>
-      </w:r>
+      <w:hyperlink r:id="rIdPT8" w:history="1">
+        <w:r>
+          <w:rPr>
+            <w:rFonts w:ascii="Times New Roman" w:eastAsia="Times New Roman" w:hAnsi="Times New Roman" w:cs="Times New Roman"/>
+            <w:color w:val="2E74B5" w:themeColor="accent5" w:themeShade="BF"/>
+            <w:sz w:val="24"/>
+            <w:u w:val="single"/>
+          </w:rPr>
+          <w:t>подп. 3 п. 1 ст. 333.40 НК РФ</w:t>
+        </w:r>
+      </w:hyperlink>
       <w:r>
         <w:rPr>
           <w:rFonts w:ascii="Times New Roman" w:eastAsia="Times New Roman" w:hAnsi="Times New Roman" w:cs="Times New Roman"/>
@@ -2428,14 +2671,17 @@
         </w:rPr>
         <w:t xml:space="preserve"> Уголовная ответственность за нарушение авторских прав наступает при крупном размере — свыше 100 000 руб. стоимости экземпляров или прав использования (</w:t>
       </w:r>
-      <w:r>
-        <w:rPr>
-          <w:rFonts w:ascii="Times New Roman" w:eastAsia="Times New Roman" w:hAnsi="Times New Roman" w:cs="Times New Roman"/>
-          <w:color w:val="FF0000"/>
-          <w:sz w:val="24"/>
-        </w:rPr>
-        <w:t>ст. 146 УК РФ</w:t>
-      </w:r>
+      <w:hyperlink r:id="rId28" w:history="1">
+        <w:r>
+          <w:rPr>
+            <w:rFonts w:ascii="Times New Roman" w:eastAsia="Times New Roman" w:hAnsi="Times New Roman" w:cs="Times New Roman"/>
+            <w:color w:val="2E74B5" w:themeColor="accent5" w:themeShade="BF"/>
+            <w:sz w:val="24"/>
+            <w:u w:val="single"/>
+          </w:rPr>
+          <w:t>ст. 146 УК РФ</w:t>
+        </w:r>
+      </w:hyperlink>
       <w:r>
         <w:rPr>
           <w:rFonts w:ascii="Times New Roman" w:eastAsia="Times New Roman" w:hAnsi="Times New Roman" w:cs="Times New Roman"/>
@@ -2564,7 +2810,7 @@
       </w:r>
     </w:p>
     <w:sectPr>
-      <w:footerReference w:type="default" r:id="rId7"/>
+      <w:footerReference w:type="default" r:id="rId29"/>
       <w:pgSz w:w="11906" w:h="16838"/>
       <w:pgMar w:top="1134" w:right="1134" w:bottom="1134" w:left="1134" w:header="708" w:footer="708" w:gutter="0"/>
       <w:cols w:space="720"/>
